--- a/deliverables/惠民智导_佐证材料.docx
+++ b/deliverables/惠民智导_佐证材料.docx
@@ -42,7 +42,7 @@
           <w:color w:val="52606D"/>
           <w:sz w:val="24"/>
         </w:rPr>
-        <w:t>V0.7.0 · 2026-10-03 · AI+软件创新</w:t>
+        <w:t>V1.0.0 · 2026-10-06 · AI+软件创新</w:t>
       </w:r>
     </w:p>
     <w:tbl>
@@ -588,7 +588,7 @@
                 <w:color w:val="102A43"/>
                 <w:sz w:val="17"/>
               </w:rPr>
-              <w:t>64项测试；并发；SBOM；漏洞审计</w:t>
+              <w:t>66项测试；并发；SBOM；漏洞审计</w:t>
             </w:r>
           </w:p>
         </w:tc>
@@ -734,7 +734,7 @@
                 <w:color w:val="102A43"/>
                 <w:sz w:val="20"/>
               </w:rPr>
-              <w:t>64/64自动测试通过；项目校验通过；两套模型在RTX 4060上由ollama ps核验为100% GPU。</w:t>
+              <w:t>66/66自动测试通过；项目校验通过；两套模型在RTX 4060上由ollama ps核验为100% GPU。</w:t>
             </w:r>
           </w:p>
         </w:tc>
@@ -2022,7 +2022,7 @@
                 <w:color w:val="102A43"/>
                 <w:sz w:val="17"/>
               </w:rPr>
-              <w:t>1611 / 2592 ms</w:t>
+              <w:t>2715 / 4850 ms</w:t>
             </w:r>
           </w:p>
         </w:tc>
@@ -2188,7 +2188,7 @@
                 <w:color w:val="102A43"/>
                 <w:sz w:val="17"/>
               </w:rPr>
-              <w:t>0.9583 / 430 ms</w:t>
+              <w:t>0.9583 / 898 ms</w:t>
             </w:r>
           </w:p>
         </w:tc>
@@ -5236,7 +5236,7 @@
                 <w:color w:val="102A43"/>
                 <w:sz w:val="17"/>
               </w:rPr>
-              <w:t>6.5ms</w:t>
+              <w:t>6.1ms</w:t>
             </w:r>
           </w:p>
         </w:tc>
@@ -5263,7 +5263,7 @@
                 <w:color w:val="102A43"/>
                 <w:sz w:val="17"/>
               </w:rPr>
-              <w:t>25.6ms</w:t>
+              <w:t>25.8ms</w:t>
             </w:r>
           </w:p>
         </w:tc>
@@ -5290,7 +5290,7 @@
                 <w:color w:val="102A43"/>
                 <w:sz w:val="17"/>
               </w:rPr>
-              <w:t>83.0/s</w:t>
+              <w:t>84.9/s</w:t>
             </w:r>
           </w:p>
         </w:tc>
@@ -5400,7 +5400,7 @@
                 <w:color w:val="102A43"/>
                 <w:sz w:val="17"/>
               </w:rPr>
-              <w:t>45.4ms</w:t>
+              <w:t>52.9ms</w:t>
             </w:r>
           </w:p>
         </w:tc>
@@ -5427,7 +5427,7 @@
                 <w:color w:val="102A43"/>
                 <w:sz w:val="17"/>
               </w:rPr>
-              <w:t>58.8ms</w:t>
+              <w:t>77.8ms</w:t>
             </w:r>
           </w:p>
         </w:tc>
@@ -5454,7 +5454,7 @@
                 <w:color w:val="102A43"/>
                 <w:sz w:val="17"/>
               </w:rPr>
-              <w:t>102.5/s</w:t>
+              <w:t>89.7/s</w:t>
             </w:r>
           </w:p>
         </w:tc>
@@ -5564,7 +5564,7 @@
                 <w:color w:val="102A43"/>
                 <w:sz w:val="17"/>
               </w:rPr>
-              <w:t>119.3ms</w:t>
+              <w:t>170.8ms</w:t>
             </w:r>
           </w:p>
         </w:tc>
@@ -5591,7 +5591,7 @@
                 <w:color w:val="102A43"/>
                 <w:sz w:val="17"/>
               </w:rPr>
-              <w:t>201.2ms</w:t>
+              <w:t>264.2ms</w:t>
             </w:r>
           </w:p>
         </w:tc>
@@ -5618,7 +5618,7 @@
                 <w:color w:val="102A43"/>
                 <w:sz w:val="17"/>
               </w:rPr>
-              <w:t>77.7/s</w:t>
+              <w:t>52.6/s</w:t>
             </w:r>
           </w:p>
         </w:tc>
@@ -5728,7 +5728,7 @@
                 <w:color w:val="102A43"/>
                 <w:sz w:val="17"/>
               </w:rPr>
-              <w:t>281.6ms</w:t>
+              <w:t>435.2ms</w:t>
             </w:r>
           </w:p>
         </w:tc>
@@ -5755,7 +5755,7 @@
                 <w:color w:val="102A43"/>
                 <w:sz w:val="17"/>
               </w:rPr>
-              <w:t>369.0ms</w:t>
+              <w:t>671.2ms</w:t>
             </w:r>
           </w:p>
         </w:tc>
@@ -5782,7 +5782,7 @@
                 <w:color w:val="102A43"/>
                 <w:sz w:val="17"/>
               </w:rPr>
-              <w:t>67.7/s</w:t>
+              <w:t>41.2/s</w:t>
             </w:r>
           </w:p>
         </w:tc>
@@ -5892,7 +5892,7 @@
                 <w:color w:val="102A43"/>
                 <w:sz w:val="17"/>
               </w:rPr>
-              <w:t>381.1ms</w:t>
+              <w:t>657.9ms</w:t>
             </w:r>
           </w:p>
         </w:tc>
@@ -5919,7 +5919,7 @@
                 <w:color w:val="102A43"/>
                 <w:sz w:val="17"/>
               </w:rPr>
-              <w:t>439.8ms</w:t>
+              <w:t>883.5ms</w:t>
             </w:r>
           </w:p>
         </w:tc>
@@ -5946,7 +5946,7 @@
                 <w:color w:val="102A43"/>
                 <w:sz w:val="17"/>
               </w:rPr>
-              <w:t>68.3/s</w:t>
+              <w:t>36.6/s</w:t>
             </w:r>
           </w:p>
         </w:tc>
@@ -6526,7 +6526,7 @@
         <w:spacing w:before="240" w:after="100"/>
       </w:pPr>
       <w:r>
-        <w:t>08 真实性声明与最终人工事项</w:t>
+        <w:t>08 真实性声明与人工事项</w:t>
       </w:r>
     </w:p>
     <w:tbl>
@@ -6635,7 +6635,7 @@
         <w:spacing w:before="160" w:after="100"/>
       </w:pPr>
       <w:r>
-        <w:t>8.1 必须由真人完成</w:t>
+        <w:t>8.1 必须由团队或外部参与者完成</w:t>
       </w:r>
     </w:p>
     <w:p>
@@ -6680,7 +6680,7 @@
           <w:color w:val="52606D"/>
           <w:sz w:val="21"/>
         </w:rPr>
-        <w:t>团队真人录制3—5分钟演示视频，检查声音、字幕和隐私遮挡。</w:t>
+        <w:t>团队复核现有3—5分钟演示视频的声音、字幕、画面清晰度和隐私遮挡。</w:t>
       </w:r>
     </w:p>
     <w:p>
@@ -6802,7 +6802,7 @@
         <w:color w:val="0E8A7A"/>
         <w:sz w:val="17"/>
       </w:rPr>
-      <w:t>惠民智导 · 国赛佐证材料</w:t>
+      <w:t>惠民智导 · 技术评测与工程佐证</w:t>
     </w:r>
   </w:p>
 </w:hdr>
